--- a/por/docx/15.content.docx
+++ b/por/docx/15.content.docx
@@ -19,7 +19,7 @@
         <w:rPr>
           <w:lang w:val="pt_PT" w:bidi="pt_PT"/>
         </w:rPr>
-        <w:t>Resource: Notas de Estudo - Introduções aos Livros (Tyndale)</w:t>
+        <w:t>Resource: Tyndale Open Study Notes</w:t>
       </w:r>
       <w:r>
         <w:rPr>
@@ -112,7 +112,7 @@
         <w:rPr>
           <w:lang w:val="pt_PT" w:bidi="pt_PT"/>
         </w:rPr>
-        <w:t>Notas de Estudo - Introduções aos Livros (Tyndale)</w:t>
+        <w:t>Tyndale Open Study Notes</w:t>
       </w:r>
     </w:p>
     <w:p>

--- a/por/docx/15.content.docx
+++ b/por/docx/15.content.docx
@@ -19,7 +19,7 @@
         <w:rPr>
           <w:lang w:val="pt_PT" w:bidi="pt_PT"/>
         </w:rPr>
-        <w:t>Resource: Tyndale Open Study Notes</w:t>
+        <w:t>Resource: Aquifer Open Study Notes (Book Intros)</w:t>
       </w:r>
       <w:r>
         <w:rPr>
@@ -112,7 +112,7 @@
         <w:rPr>
           <w:lang w:val="pt_PT" w:bidi="pt_PT"/>
         </w:rPr>
-        <w:t>Tyndale Open Study Notes</w:t>
+        <w:t>Aquifer Open Study Notes (Book Intros)</w:t>
       </w:r>
     </w:p>
     <w:p>

--- a/por/docx/15.content.docx
+++ b/por/docx/15.content.docx
@@ -258,72 +258,48 @@
         </w:rPr>
         <w:t xml:space="preserve">Cerca de 130 anos antes de Esdras chegar a Jerusalém em 458 a.C., Deus puniu a persistente maldade de Judá enviando os babilônios para destruir a cidade, demolir o Templo e levar milhares para o exílio (veja </w:t>
       </w:r>
-      <w:hyperlink r:id="rId13">
-        <w:r>
-          <w:rPr>
-            <w:lang w:val="pt_PT" w:bidi="pt_PT"/>
-          </w:rPr>
-          <w:rPr>
-            <w:color w:val="0000EE"/>
-            <w:u w:val="single"/>
-          </w:rPr>
-          <w:t>2Rs 25.1–30</w:t>
-        </w:r>
-      </w:hyperlink>
+      <w:r>
+        <w:rPr>
+          <w:lang w:val="pt_PT" w:bidi="pt_PT"/>
+        </w:rPr>
+        <w:t>2Rs 25.1–30</w:t>
+      </w:r>
       <w:r>
         <w:rPr>
           <w:lang w:val="pt_PT" w:bidi="pt_PT"/>
         </w:rPr>
         <w:t>). Enquanto estavam no exílio na Babilônia, os israelitas puderam construir casas, ter jardins e viver uma vida razoavelmente boa com alguma liberdade religiosa (</w:t>
       </w:r>
-      <w:hyperlink r:id="rId14">
-        <w:r>
-          <w:rPr>
-            <w:lang w:val="pt_PT" w:bidi="pt_PT"/>
-          </w:rPr>
-          <w:rPr>
-            <w:color w:val="0000EE"/>
-            <w:u w:val="single"/>
-          </w:rPr>
-          <w:t>Jr 29.4–5</w:t>
-        </w:r>
-      </w:hyperlink>
+      <w:r>
+        <w:rPr>
+          <w:lang w:val="pt_PT" w:bidi="pt_PT"/>
+        </w:rPr>
+        <w:t>Jr 29.4–5</w:t>
+      </w:r>
       <w:r>
         <w:rPr>
           <w:lang w:val="pt_PT" w:bidi="pt_PT"/>
         </w:rPr>
         <w:t>). Alguns alcançaram posições de poder (</w:t>
       </w:r>
-      <w:hyperlink r:id="rId15">
-        <w:r>
-          <w:rPr>
-            <w:lang w:val="pt_PT" w:bidi="pt_PT"/>
-          </w:rPr>
-          <w:rPr>
-            <w:color w:val="0000EE"/>
-            <w:u w:val="single"/>
-          </w:rPr>
-          <w:t>Dn 3</w:t>
-        </w:r>
-      </w:hyperlink>
+      <w:r>
+        <w:rPr>
+          <w:lang w:val="pt_PT" w:bidi="pt_PT"/>
+        </w:rPr>
+        <w:t>Dn 3</w:t>
+      </w:r>
       <w:r>
         <w:rPr>
           <w:lang w:val="pt_PT" w:bidi="pt_PT"/>
         </w:rPr>
         <w:t>,</w:t>
       </w:r>
-      <w:hyperlink r:id="rId16">
-        <w:r>
-          <w:rPr>
-            <w:lang w:val="pt_PT" w:bidi="pt_PT"/>
-          </w:rPr>
-          <w:rPr>
-            <w:color w:val="0000EE"/>
-            <w:u w:val="single"/>
-          </w:rPr>
-          <w:t>6</w:t>
-        </w:r>
-      </w:hyperlink>
+      <w:r>
+        <w:rPr>
+          <w:lang w:val="pt_PT" w:bidi="pt_PT"/>
+        </w:rPr>
+        <w:t>6</w:t>
+      </w:r>
       <w:r>
         <w:rPr>
           <w:lang w:val="pt_PT" w:bidi="pt_PT"/>
@@ -344,72 +320,48 @@
         </w:rPr>
         <w:t>Deus havia prometido retornar seu povo à terra santa após setenta anos (</w:t>
       </w:r>
-      <w:hyperlink r:id="rId17">
-        <w:r>
-          <w:rPr>
-            <w:lang w:val="pt_PT" w:bidi="pt_PT"/>
-          </w:rPr>
-          <w:rPr>
-            <w:color w:val="0000EE"/>
-            <w:u w:val="single"/>
-          </w:rPr>
-          <w:t>2Cr 36.21</w:t>
-        </w:r>
-      </w:hyperlink>
+      <w:r>
+        <w:rPr>
+          <w:lang w:val="pt_PT" w:bidi="pt_PT"/>
+        </w:rPr>
+        <w:t>2Cr 36.21</w:t>
+      </w:r>
       <w:r>
         <w:rPr>
           <w:lang w:val="pt_PT" w:bidi="pt_PT"/>
         </w:rPr>
         <w:t xml:space="preserve">; </w:t>
       </w:r>
-      <w:hyperlink r:id="rId18">
-        <w:r>
-          <w:rPr>
-            <w:lang w:val="pt_PT" w:bidi="pt_PT"/>
-          </w:rPr>
-          <w:rPr>
-            <w:color w:val="0000EE"/>
-            <w:u w:val="single"/>
-          </w:rPr>
-          <w:t>Jr 25.12</w:t>
-        </w:r>
-      </w:hyperlink>
+      <w:r>
+        <w:rPr>
+          <w:lang w:val="pt_PT" w:bidi="pt_PT"/>
+        </w:rPr>
+        <w:t>Jr 25.12</w:t>
+      </w:r>
       <w:r>
         <w:rPr>
           <w:lang w:val="pt_PT" w:bidi="pt_PT"/>
         </w:rPr>
         <w:t xml:space="preserve">; </w:t>
       </w:r>
-      <w:hyperlink r:id="rId19">
-        <w:r>
-          <w:rPr>
-            <w:lang w:val="pt_PT" w:bidi="pt_PT"/>
-          </w:rPr>
-          <w:rPr>
-            <w:color w:val="0000EE"/>
-            <w:u w:val="single"/>
-          </w:rPr>
-          <w:t>29.10</w:t>
-        </w:r>
-      </w:hyperlink>
+      <w:r>
+        <w:rPr>
+          <w:lang w:val="pt_PT" w:bidi="pt_PT"/>
+        </w:rPr>
+        <w:t>29.10</w:t>
+      </w:r>
       <w:r>
         <w:rPr>
           <w:lang w:val="pt_PT" w:bidi="pt_PT"/>
         </w:rPr>
         <w:t>). Por volta de 559 a.C., o príncipe persa Ciro II subjugou os medos e os integrou no que se tornaria o império persa. Então, em 539 a.C., os persas derrotaram os babilônios, abrindo caminho para que essa promessa fosse cumprida. Em 538 a.C., Ciro começou a permitir que o povo judeu deixasse a Babilônia. Sesbazar liderou o primeiro grupo de exilados a retornar à sua terra natal (</w:t>
       </w:r>
-      <w:hyperlink r:id="rId20">
-        <w:r>
-          <w:rPr>
-            <w:lang w:val="pt_PT" w:bidi="pt_PT"/>
-          </w:rPr>
-          <w:rPr>
-            <w:color w:val="0000EE"/>
-            <w:u w:val="single"/>
-          </w:rPr>
-          <w:t>Ed 1.1–8</w:t>
-        </w:r>
-      </w:hyperlink>
+      <w:r>
+        <w:rPr>
+          <w:lang w:val="pt_PT" w:bidi="pt_PT"/>
+        </w:rPr>
+        <w:t>Ed 1.1–8</w:t>
+      </w:r>
       <w:r>
         <w:rPr>
           <w:lang w:val="pt_PT" w:bidi="pt_PT"/>
@@ -430,18 +382,12 @@
         </w:rPr>
         <w:t>Quando o povo de Israel e Judá foi deportado para terras estrangeiras, os assírios e babilônios estabeleceram outros povos conquistados na terra de Israel. Os exilados judeus que retornaram encontraram esses estrangeiros habitando a terra que eles buscavam reivindicar e reconstruir. Esses estrangeiros alegavam adorar o mesmo Deus que os judeus, mas na verdade seguiam uma religião de "caldeirão" que combinava ideias e práticas pagãs e judaicas. Esses estrangeiros queriam adorar com os judeus que retornavam. Os judeus reconheceram o compromisso espiritual que isso implicaria (</w:t>
       </w:r>
-      <w:hyperlink r:id="rId21">
-        <w:r>
-          <w:rPr>
-            <w:lang w:val="pt_PT" w:bidi="pt_PT"/>
-          </w:rPr>
-          <w:rPr>
-            <w:color w:val="0000EE"/>
-            <w:u w:val="single"/>
-          </w:rPr>
-          <w:t>4.3</w:t>
-        </w:r>
-      </w:hyperlink>
+      <w:r>
+        <w:rPr>
+          <w:lang w:val="pt_PT" w:bidi="pt_PT"/>
+        </w:rPr>
+        <w:t>4.3</w:t>
+      </w:r>
       <w:r>
         <w:rPr>
           <w:lang w:val="pt_PT" w:bidi="pt_PT"/>
@@ -462,108 +408,72 @@
         </w:rPr>
         <w:t>Várias décadas depois, Esdras chegou a Jerusalém. Ele descobriu que alguns dos israelitas haviam comprometido sua fé ao se casarem com estrangeiros (</w:t>
       </w:r>
-      <w:hyperlink r:id="rId22">
-        <w:r>
-          <w:rPr>
-            <w:lang w:val="pt_PT" w:bidi="pt_PT"/>
-          </w:rPr>
-          <w:rPr>
-            <w:color w:val="0000EE"/>
-            <w:u w:val="single"/>
-          </w:rPr>
-          <w:t>9.1–2</w:t>
-        </w:r>
-      </w:hyperlink>
+      <w:r>
+        <w:rPr>
+          <w:lang w:val="pt_PT" w:bidi="pt_PT"/>
+        </w:rPr>
+        <w:t>9.1–2</w:t>
+      </w:r>
       <w:r>
         <w:rPr>
           <w:lang w:val="pt_PT" w:bidi="pt_PT"/>
         </w:rPr>
         <w:t>). Deus havia expressamente proibido tal casamento porque inevitavelmente levaria à adoção de crenças religiosas pagãs (</w:t>
       </w:r>
-      <w:hyperlink r:id="rId23">
-        <w:r>
-          <w:rPr>
-            <w:lang w:val="pt_PT" w:bidi="pt_PT"/>
-          </w:rPr>
-          <w:rPr>
-            <w:color w:val="0000EE"/>
-            <w:u w:val="single"/>
-          </w:rPr>
-          <w:t>Dt 7.3–4</w:t>
-        </w:r>
-      </w:hyperlink>
+      <w:r>
+        <w:rPr>
+          <w:lang w:val="pt_PT" w:bidi="pt_PT"/>
+        </w:rPr>
+        <w:t>Dt 7.3–4</w:t>
+      </w:r>
       <w:r>
         <w:rPr>
           <w:lang w:val="pt_PT" w:bidi="pt_PT"/>
         </w:rPr>
         <w:t xml:space="preserve">; </w:t>
       </w:r>
-      <w:hyperlink r:id="rId24">
-        <w:r>
-          <w:rPr>
-            <w:lang w:val="pt_PT" w:bidi="pt_PT"/>
-          </w:rPr>
-          <w:rPr>
-            <w:color w:val="0000EE"/>
-            <w:u w:val="single"/>
-          </w:rPr>
-          <w:t>Js 23.12–13</w:t>
-        </w:r>
-      </w:hyperlink>
+      <w:r>
+        <w:rPr>
+          <w:lang w:val="pt_PT" w:bidi="pt_PT"/>
+        </w:rPr>
+        <w:t>Js 23.12–13</w:t>
+      </w:r>
       <w:r>
         <w:rPr>
           <w:lang w:val="pt_PT" w:bidi="pt_PT"/>
         </w:rPr>
         <w:t>). Este pecado certamente traria o julgamento de Deus se não fosse confessado e corrigido (</w:t>
       </w:r>
-      <w:hyperlink r:id="rId25">
-        <w:r>
-          <w:rPr>
-            <w:lang w:val="pt_PT" w:bidi="pt_PT"/>
-          </w:rPr>
-          <w:rPr>
-            <w:color w:val="0000EE"/>
-            <w:u w:val="single"/>
-          </w:rPr>
-          <w:t>9.13–15</w:t>
-        </w:r>
-      </w:hyperlink>
+      <w:r>
+        <w:rPr>
+          <w:lang w:val="pt_PT" w:bidi="pt_PT"/>
+        </w:rPr>
+        <w:t>9.13–15</w:t>
+      </w:r>
       <w:r>
         <w:rPr>
           <w:lang w:val="pt_PT" w:bidi="pt_PT"/>
         </w:rPr>
         <w:t xml:space="preserve">; </w:t>
       </w:r>
-      <w:hyperlink r:id="rId26">
-        <w:r>
-          <w:rPr>
-            <w:lang w:val="pt_PT" w:bidi="pt_PT"/>
-          </w:rPr>
-          <w:rPr>
-            <w:color w:val="0000EE"/>
-            <w:u w:val="single"/>
-          </w:rPr>
-          <w:t>10.14</w:t>
-        </w:r>
-      </w:hyperlink>
+      <w:r>
+        <w:rPr>
+          <w:lang w:val="pt_PT" w:bidi="pt_PT"/>
+        </w:rPr>
+        <w:t>10.14</w:t>
+      </w:r>
       <w:r>
         <w:rPr>
           <w:lang w:val="pt_PT" w:bidi="pt_PT"/>
         </w:rPr>
         <w:t>). Esdras liderou o povo a se separar dos pagãos e renovar sua aliança com Deus (</w:t>
       </w:r>
-      <w:hyperlink r:id="rId27">
-        <w:r>
-          <w:rPr>
-            <w:lang w:val="pt_PT" w:bidi="pt_PT"/>
-          </w:rPr>
-          <w:rPr>
-            <w:color w:val="0000EE"/>
-            <w:u w:val="single"/>
-          </w:rPr>
-          <w:t>10.1–11</w:t>
-        </w:r>
-      </w:hyperlink>
+      <w:r>
+        <w:rPr>
+          <w:lang w:val="pt_PT" w:bidi="pt_PT"/>
+        </w:rPr>
+        <w:t>10.1–11</w:t>
+      </w:r>
       <w:r>
         <w:rPr>
           <w:lang w:val="pt_PT" w:bidi="pt_PT"/>
@@ -609,72 +519,48 @@
         </w:rPr>
         <w:t xml:space="preserve">538–536 a.C. Após o decreto de Ciro permitindo que os judeus retornassem à sua terra natal (538 a.C., </w:t>
       </w:r>
-      <w:hyperlink r:id="rId28">
-        <w:r>
-          <w:rPr>
-            <w:lang w:val="pt_PT" w:bidi="pt_PT"/>
-          </w:rPr>
-          <w:rPr>
-            <w:color w:val="0000EE"/>
-            <w:u w:val="single"/>
-          </w:rPr>
-          <w:t>1.1–4</w:t>
-        </w:r>
-      </w:hyperlink>
+      <w:r>
+        <w:rPr>
+          <w:lang w:val="pt_PT" w:bidi="pt_PT"/>
+        </w:rPr>
+        <w:t>1.1–4</w:t>
+      </w:r>
       <w:r>
         <w:rPr>
           <w:lang w:val="pt_PT" w:bidi="pt_PT"/>
         </w:rPr>
         <w:t>), um grupo de cerca de 50.000 retornados partiu para Jerusalém, onde restabeleceram a comunidade judaica, construíram um novo altar (</w:t>
       </w:r>
-      <w:hyperlink r:id="rId29">
-        <w:r>
-          <w:rPr>
-            <w:lang w:val="pt_PT" w:bidi="pt_PT"/>
-          </w:rPr>
-          <w:rPr>
-            <w:color w:val="0000EE"/>
-            <w:u w:val="single"/>
-          </w:rPr>
-          <w:t>1.5–3.6</w:t>
-        </w:r>
-      </w:hyperlink>
+      <w:r>
+        <w:rPr>
+          <w:lang w:val="pt_PT" w:bidi="pt_PT"/>
+        </w:rPr>
+        <w:t>1.5–3.6</w:t>
+      </w:r>
       <w:r>
         <w:rPr>
           <w:lang w:val="pt_PT" w:bidi="pt_PT"/>
         </w:rPr>
         <w:t>) e começaram a reconstruir o Templo (</w:t>
       </w:r>
-      <w:hyperlink r:id="rId30">
-        <w:r>
-          <w:rPr>
-            <w:lang w:val="pt_PT" w:bidi="pt_PT"/>
-          </w:rPr>
-          <w:rPr>
-            <w:color w:val="0000EE"/>
-            <w:u w:val="single"/>
-          </w:rPr>
-          <w:t>3.7–13</w:t>
-        </w:r>
-      </w:hyperlink>
+      <w:r>
+        <w:rPr>
+          <w:lang w:val="pt_PT" w:bidi="pt_PT"/>
+        </w:rPr>
+        <w:t>3.7–13</w:t>
+      </w:r>
       <w:r>
         <w:rPr>
           <w:lang w:val="pt_PT" w:bidi="pt_PT"/>
         </w:rPr>
         <w:t>). Esses judeus se recusaram a comprometer suas crenças unindo-se aos descrentes locais. A oposição local logo interrompeu todo o progresso em seus esforços de reconstrução (</w:t>
       </w:r>
-      <w:hyperlink r:id="rId31">
-        <w:r>
-          <w:rPr>
-            <w:lang w:val="pt_PT" w:bidi="pt_PT"/>
-          </w:rPr>
-          <w:rPr>
-            <w:color w:val="0000EE"/>
-            <w:u w:val="single"/>
-          </w:rPr>
-          <w:t>4.1–5</w:t>
-        </w:r>
-      </w:hyperlink>
+      <w:r>
+        <w:rPr>
+          <w:lang w:val="pt_PT" w:bidi="pt_PT"/>
+        </w:rPr>
+        <w:t>4.1–5</w:t>
+      </w:r>
       <w:r>
         <w:rPr>
           <w:lang w:val="pt_PT" w:bidi="pt_PT"/>
@@ -695,90 +581,60 @@
         </w:rPr>
         <w:t>520–515 a.C. Quase duas décadas depois, Deus usou os profetas Ageu e Zacarias para motivar seu povo a continuar reconstruindo o Templo (</w:t>
       </w:r>
-      <w:hyperlink r:id="rId32">
-        <w:r>
-          <w:rPr>
-            <w:lang w:val="pt_PT" w:bidi="pt_PT"/>
-          </w:rPr>
-          <w:rPr>
-            <w:color w:val="0000EE"/>
-            <w:u w:val="single"/>
-          </w:rPr>
-          <w:t>5.1–6.12</w:t>
-        </w:r>
-      </w:hyperlink>
+      <w:r>
+        <w:rPr>
+          <w:lang w:val="pt_PT" w:bidi="pt_PT"/>
+        </w:rPr>
+        <w:t>5.1–6.12</w:t>
+      </w:r>
       <w:r>
         <w:rPr>
           <w:lang w:val="pt_PT" w:bidi="pt_PT"/>
         </w:rPr>
         <w:t xml:space="preserve">). Os judeus responderam, e com o apoio da Pérsia, o Templo foi concluído em 515 a.C. sem mais interferências (veja também </w:t>
       </w:r>
-      <w:hyperlink r:id="rId33">
-        <w:r>
-          <w:rPr>
-            <w:lang w:val="pt_PT" w:bidi="pt_PT"/>
-          </w:rPr>
-          <w:rPr>
-            <w:color w:val="0000EE"/>
-            <w:u w:val="single"/>
-          </w:rPr>
-          <w:t>Ag 1.2–6</w:t>
-        </w:r>
-      </w:hyperlink>
+      <w:r>
+        <w:rPr>
+          <w:lang w:val="pt_PT" w:bidi="pt_PT"/>
+        </w:rPr>
+        <w:t>Ag 1.2–6</w:t>
+      </w:r>
       <w:r>
         <w:rPr>
           <w:lang w:val="pt_PT" w:bidi="pt_PT"/>
         </w:rPr>
         <w:t xml:space="preserve">; </w:t>
       </w:r>
-      <w:hyperlink r:id="rId34">
-        <w:r>
-          <w:rPr>
-            <w:lang w:val="pt_PT" w:bidi="pt_PT"/>
-          </w:rPr>
-          <w:rPr>
-            <w:color w:val="0000EE"/>
-            <w:u w:val="single"/>
-          </w:rPr>
-          <w:t>Zc 4.9</w:t>
-        </w:r>
-      </w:hyperlink>
+      <w:r>
+        <w:rPr>
+          <w:lang w:val="pt_PT" w:bidi="pt_PT"/>
+        </w:rPr>
+        <w:t>Zc 4.9</w:t>
+      </w:r>
       <w:r>
         <w:rPr>
           <w:lang w:val="pt_PT" w:bidi="pt_PT"/>
         </w:rPr>
         <w:t xml:space="preserve">; </w:t>
       </w:r>
-      <w:hyperlink r:id="rId35">
-        <w:r>
-          <w:rPr>
-            <w:lang w:val="pt_PT" w:bidi="pt_PT"/>
-          </w:rPr>
-          <w:rPr>
-            <w:color w:val="0000EE"/>
-            <w:u w:val="single"/>
-          </w:rPr>
-          <w:t>6.12–15</w:t>
-        </w:r>
-      </w:hyperlink>
+      <w:r>
+        <w:rPr>
+          <w:lang w:val="pt_PT" w:bidi="pt_PT"/>
+        </w:rPr>
+        <w:t>6.12–15</w:t>
+      </w:r>
       <w:r>
         <w:rPr>
           <w:lang w:val="pt_PT" w:bidi="pt_PT"/>
         </w:rPr>
         <w:t xml:space="preserve">; </w:t>
       </w:r>
-      <w:hyperlink r:id="rId36">
-        <w:r>
-          <w:rPr>
-            <w:lang w:val="pt_PT" w:bidi="pt_PT"/>
-          </w:rPr>
-          <w:rPr>
-            <w:color w:val="0000EE"/>
-            <w:u w:val="single"/>
-          </w:rPr>
-          <w:t>8.9</w:t>
-        </w:r>
-      </w:hyperlink>
+      <w:r>
+        <w:rPr>
+          <w:lang w:val="pt_PT" w:bidi="pt_PT"/>
+        </w:rPr>
+        <w:t>8.9</w:t>
+      </w:r>
       <w:r>
         <w:rPr>
           <w:lang w:val="pt_PT" w:bidi="pt_PT"/>
@@ -799,18 +655,12 @@
         </w:rPr>
         <w:t>486–445 a.C. Os judeus mais tarde enfrentaram oposição durante sua tentativa inicial de reconstruir a cidade e suas muralhas (</w:t>
       </w:r>
-      <w:hyperlink r:id="rId37">
-        <w:r>
-          <w:rPr>
-            <w:lang w:val="pt_PT" w:bidi="pt_PT"/>
-          </w:rPr>
-          <w:rPr>
-            <w:color w:val="0000EE"/>
-            <w:u w:val="single"/>
-          </w:rPr>
-          <w:t>Ed 4.6–23</w:t>
-        </w:r>
-      </w:hyperlink>
+      <w:r>
+        <w:rPr>
+          <w:lang w:val="pt_PT" w:bidi="pt_PT"/>
+        </w:rPr>
+        <w:t>Ed 4.6–23</w:t>
+      </w:r>
       <w:r>
         <w:rPr>
           <w:lang w:val="pt_PT" w:bidi="pt_PT"/>
@@ -831,36 +681,24 @@
         </w:rPr>
         <w:t>458 a.C. Esdras viajou para Jerusalém para administrar os assuntos do governo (</w:t>
       </w:r>
-      <w:hyperlink r:id="rId38">
-        <w:r>
-          <w:rPr>
-            <w:lang w:val="pt_PT" w:bidi="pt_PT"/>
-          </w:rPr>
-          <w:rPr>
-            <w:color w:val="0000EE"/>
-            <w:u w:val="single"/>
-          </w:rPr>
-          <w:t>7.1–26</w:t>
-        </w:r>
-      </w:hyperlink>
+      <w:r>
+        <w:rPr>
+          <w:lang w:val="pt_PT" w:bidi="pt_PT"/>
+        </w:rPr>
+        <w:t>7.1–26</w:t>
+      </w:r>
       <w:r>
         <w:rPr>
           <w:lang w:val="pt_PT" w:bidi="pt_PT"/>
         </w:rPr>
         <w:t>). Ele descobriu que algumas pessoas não estavam seguindo as leis de Moisés, mas estavam se casando com descrentes e contaminando Israel. Após Esdras interceder pela misericórdia de Deus, ele liderou uma investigação judicial oficial sobre este assunto. Muitos israelitas se arrependeram de seus pecados e se divorciaram de suas esposas pagãs (</w:t>
       </w:r>
-      <w:hyperlink r:id="rId39">
-        <w:r>
-          <w:rPr>
-            <w:lang w:val="pt_PT" w:bidi="pt_PT"/>
-          </w:rPr>
-          <w:rPr>
-            <w:color w:val="0000EE"/>
-            <w:u w:val="single"/>
-          </w:rPr>
-          <w:t>9.1–10.44</w:t>
-        </w:r>
-      </w:hyperlink>
+      <w:r>
+        <w:rPr>
+          <w:lang w:val="pt_PT" w:bidi="pt_PT"/>
+        </w:rPr>
+        <w:t>9.1–10.44</w:t>
+      </w:r>
       <w:r>
         <w:rPr>
           <w:lang w:val="pt_PT" w:bidi="pt_PT"/>
@@ -881,18 +719,12 @@
         </w:rPr>
         <w:t xml:space="preserve">445 a.C. Neemias chegou a Jerusalém e conseguiu reconstruir suas muralhas em meio a muita oposição e dificuldade (veja </w:t>
       </w:r>
-      <w:hyperlink r:id="rId40">
-        <w:r>
-          <w:rPr>
-            <w:lang w:val="pt_PT" w:bidi="pt_PT"/>
-          </w:rPr>
-          <w:rPr>
-            <w:color w:val="0000EE"/>
-            <w:u w:val="single"/>
-          </w:rPr>
-          <w:t>Ne 1–7</w:t>
-        </w:r>
-      </w:hyperlink>
+      <w:r>
+        <w:rPr>
+          <w:lang w:val="pt_PT" w:bidi="pt_PT"/>
+        </w:rPr>
+        <w:t>Ne 1–7</w:t>
+      </w:r>
       <w:r>
         <w:rPr>
           <w:lang w:val="pt_PT" w:bidi="pt_PT"/>
@@ -938,36 +770,24 @@
         </w:rPr>
         <w:t>Alguns também acreditam que Esdras escreveu Crônicas porque os últimos versículos em 2 Crônicas (</w:t>
       </w:r>
-      <w:hyperlink r:id="rId41">
-        <w:r>
-          <w:rPr>
-            <w:lang w:val="pt_PT" w:bidi="pt_PT"/>
-          </w:rPr>
-          <w:rPr>
-            <w:color w:val="0000EE"/>
-            <w:u w:val="single"/>
-          </w:rPr>
-          <w:t>2Cr 36.22–23</w:t>
-        </w:r>
-      </w:hyperlink>
+      <w:r>
+        <w:rPr>
+          <w:lang w:val="pt_PT" w:bidi="pt_PT"/>
+        </w:rPr>
+        <w:t>2Cr 36.22–23</w:t>
+      </w:r>
       <w:r>
         <w:rPr>
           <w:lang w:val="pt_PT" w:bidi="pt_PT"/>
         </w:rPr>
         <w:t>) são muito semelhantes aos primeiros versículos em Esdras (</w:t>
       </w:r>
-      <w:hyperlink r:id="rId42">
-        <w:r>
-          <w:rPr>
-            <w:lang w:val="pt_PT" w:bidi="pt_PT"/>
-          </w:rPr>
-          <w:rPr>
-            <w:color w:val="0000EE"/>
-            <w:u w:val="single"/>
-          </w:rPr>
-          <w:t>Ed 1.1–3</w:t>
-        </w:r>
-      </w:hyperlink>
+      <w:r>
+        <w:rPr>
+          <w:lang w:val="pt_PT" w:bidi="pt_PT"/>
+        </w:rPr>
+        <w:t>Ed 1.1–3</w:t>
+      </w:r>
       <w:r>
         <w:rPr>
           <w:lang w:val="pt_PT" w:bidi="pt_PT"/>
@@ -999,144 +819,96 @@
         </w:rPr>
         <w:t>A maior parte do Antigo Testamento foi escrita em hebraico, mas o livro de Esdras contém duas seções escritas em aramaico (</w:t>
       </w:r>
-      <w:hyperlink r:id="rId43">
-        <w:r>
-          <w:rPr>
-            <w:lang w:val="pt_PT" w:bidi="pt_PT"/>
-          </w:rPr>
-          <w:rPr>
-            <w:color w:val="0000EE"/>
-            <w:u w:val="single"/>
-          </w:rPr>
-          <w:t>4.8–6.18</w:t>
-        </w:r>
-      </w:hyperlink>
+      <w:r>
+        <w:rPr>
+          <w:lang w:val="pt_PT" w:bidi="pt_PT"/>
+        </w:rPr>
+        <w:t>4.8–6.18</w:t>
+      </w:r>
       <w:r>
         <w:rPr>
           <w:lang w:val="pt_PT" w:bidi="pt_PT"/>
         </w:rPr>
         <w:t xml:space="preserve"> e </w:t>
       </w:r>
-      <w:hyperlink r:id="rId44">
-        <w:r>
-          <w:rPr>
-            <w:lang w:val="pt_PT" w:bidi="pt_PT"/>
-          </w:rPr>
-          <w:rPr>
-            <w:color w:val="0000EE"/>
-            <w:u w:val="single"/>
-          </w:rPr>
-          <w:t>7.12–26</w:t>
-        </w:r>
-      </w:hyperlink>
+      <w:r>
+        <w:rPr>
+          <w:lang w:val="pt_PT" w:bidi="pt_PT"/>
+        </w:rPr>
+        <w:t>7.12–26</w:t>
+      </w:r>
       <w:r>
         <w:rPr>
           <w:lang w:val="pt_PT" w:bidi="pt_PT"/>
         </w:rPr>
         <w:t>), a língua comum do império persa. Os seis documentos oficiais nessas seções são: a carta de Reum ao Rei Artaxerxes (</w:t>
       </w:r>
-      <w:hyperlink r:id="rId45">
-        <w:r>
-          <w:rPr>
-            <w:lang w:val="pt_PT" w:bidi="pt_PT"/>
-          </w:rPr>
-          <w:rPr>
-            <w:color w:val="0000EE"/>
-            <w:u w:val="single"/>
-          </w:rPr>
-          <w:t>4.8–16</w:t>
-        </w:r>
-      </w:hyperlink>
+      <w:r>
+        <w:rPr>
+          <w:lang w:val="pt_PT" w:bidi="pt_PT"/>
+        </w:rPr>
+        <w:t>4.8–16</w:t>
+      </w:r>
       <w:r>
         <w:rPr>
           <w:lang w:val="pt_PT" w:bidi="pt_PT"/>
         </w:rPr>
         <w:t>), a carta de Artaxerxes para Reum (</w:t>
       </w:r>
-      <w:hyperlink r:id="rId46">
-        <w:r>
-          <w:rPr>
-            <w:lang w:val="pt_PT" w:bidi="pt_PT"/>
-          </w:rPr>
-          <w:rPr>
-            <w:color w:val="0000EE"/>
-            <w:u w:val="single"/>
-          </w:rPr>
-          <w:t>4.17–22</w:t>
-        </w:r>
-      </w:hyperlink>
+      <w:r>
+        <w:rPr>
+          <w:lang w:val="pt_PT" w:bidi="pt_PT"/>
+        </w:rPr>
+        <w:t>4.17–22</w:t>
+      </w:r>
       <w:r>
         <w:rPr>
           <w:lang w:val="pt_PT" w:bidi="pt_PT"/>
         </w:rPr>
         <w:t>), a carta de Tatenai ao Rei Dario (</w:t>
       </w:r>
-      <w:hyperlink r:id="rId47">
-        <w:r>
-          <w:rPr>
-            <w:lang w:val="pt_PT" w:bidi="pt_PT"/>
-          </w:rPr>
-          <w:rPr>
-            <w:color w:val="0000EE"/>
-            <w:u w:val="single"/>
-          </w:rPr>
-          <w:t>5.6–17</w:t>
-        </w:r>
-      </w:hyperlink>
+      <w:r>
+        <w:rPr>
+          <w:lang w:val="pt_PT" w:bidi="pt_PT"/>
+        </w:rPr>
+        <w:t>5.6–17</w:t>
+      </w:r>
       <w:r>
         <w:rPr>
           <w:lang w:val="pt_PT" w:bidi="pt_PT"/>
         </w:rPr>
         <w:t>), o decreto de Ciro para construir o Templo em Jerusalém (</w:t>
       </w:r>
-      <w:hyperlink r:id="rId48">
-        <w:r>
-          <w:rPr>
-            <w:lang w:val="pt_PT" w:bidi="pt_PT"/>
-          </w:rPr>
-          <w:rPr>
-            <w:color w:val="0000EE"/>
-            <w:u w:val="single"/>
-          </w:rPr>
-          <w:t>6.3–5</w:t>
-        </w:r>
-      </w:hyperlink>
+      <w:r>
+        <w:rPr>
+          <w:lang w:val="pt_PT" w:bidi="pt_PT"/>
+        </w:rPr>
+        <w:t>6.3–5</w:t>
+      </w:r>
       <w:r>
         <w:rPr>
           <w:lang w:val="pt_PT" w:bidi="pt_PT"/>
         </w:rPr>
         <w:t>), a carta de Dario para Tatenai (</w:t>
       </w:r>
-      <w:hyperlink r:id="rId49">
-        <w:r>
-          <w:rPr>
-            <w:lang w:val="pt_PT" w:bidi="pt_PT"/>
-          </w:rPr>
-          <w:rPr>
-            <w:color w:val="0000EE"/>
-            <w:u w:val="single"/>
-          </w:rPr>
-          <w:t>6.6–12</w:t>
-        </w:r>
-      </w:hyperlink>
+      <w:r>
+        <w:rPr>
+          <w:lang w:val="pt_PT" w:bidi="pt_PT"/>
+        </w:rPr>
+        <w:t>6.6–12</w:t>
+      </w:r>
       <w:r>
         <w:rPr>
           <w:lang w:val="pt_PT" w:bidi="pt_PT"/>
         </w:rPr>
         <w:t>), e a carta de Artaxerxes para Esdras (</w:t>
       </w:r>
-      <w:hyperlink r:id="rId44">
-        <w:r>
-          <w:rPr>
-            <w:lang w:val="pt_PT" w:bidi="pt_PT"/>
-          </w:rPr>
-          <w:rPr>
-            <w:color w:val="0000EE"/>
-            <w:u w:val="single"/>
-          </w:rPr>
-          <w:t>7.12–26</w:t>
-        </w:r>
-      </w:hyperlink>
+      <w:r>
+        <w:rPr>
+          <w:lang w:val="pt_PT" w:bidi="pt_PT"/>
+        </w:rPr>
+        <w:t>7.12–26</w:t>
+      </w:r>
       <w:r>
         <w:rPr>
           <w:lang w:val="pt_PT" w:bidi="pt_PT"/>
@@ -1157,108 +929,72 @@
         </w:rPr>
         <w:t>Esdras também inclui vários documentos escritos em hebraico: o decreto de Ciro (</w:t>
       </w:r>
-      <w:hyperlink r:id="rId50">
-        <w:r>
-          <w:rPr>
-            <w:lang w:val="pt_PT" w:bidi="pt_PT"/>
-          </w:rPr>
-          <w:rPr>
-            <w:color w:val="0000EE"/>
-            <w:u w:val="single"/>
-          </w:rPr>
-          <w:t>1.2–4</w:t>
-        </w:r>
-      </w:hyperlink>
+      <w:r>
+        <w:rPr>
+          <w:lang w:val="pt_PT" w:bidi="pt_PT"/>
+        </w:rPr>
+        <w:t>1.2–4</w:t>
+      </w:r>
       <w:r>
         <w:rPr>
           <w:lang w:val="pt_PT" w:bidi="pt_PT"/>
         </w:rPr>
         <w:t>); uma lista de utensílios do Templo (</w:t>
       </w:r>
-      <w:hyperlink r:id="rId51">
-        <w:r>
-          <w:rPr>
-            <w:lang w:val="pt_PT" w:bidi="pt_PT"/>
-          </w:rPr>
-          <w:rPr>
-            <w:color w:val="0000EE"/>
-            <w:u w:val="single"/>
-          </w:rPr>
-          <w:t>1.9–11</w:t>
-        </w:r>
-      </w:hyperlink>
+      <w:r>
+        <w:rPr>
+          <w:lang w:val="pt_PT" w:bidi="pt_PT"/>
+        </w:rPr>
+        <w:t>1.9–11</w:t>
+      </w:r>
       <w:r>
         <w:rPr>
           <w:lang w:val="pt_PT" w:bidi="pt_PT"/>
         </w:rPr>
         <w:t>); uma lista dos israelitas que primeiro retornaram a Jerusalém (</w:t>
       </w:r>
-      <w:hyperlink r:id="rId52">
-        <w:r>
-          <w:rPr>
-            <w:lang w:val="pt_PT" w:bidi="pt_PT"/>
-          </w:rPr>
-          <w:rPr>
-            <w:color w:val="0000EE"/>
-            <w:u w:val="single"/>
-          </w:rPr>
-          <w:t>2.1–69</w:t>
-        </w:r>
-      </w:hyperlink>
+      <w:r>
+        <w:rPr>
+          <w:lang w:val="pt_PT" w:bidi="pt_PT"/>
+        </w:rPr>
+        <w:t>2.1–69</w:t>
+      </w:r>
       <w:r>
         <w:rPr>
           <w:lang w:val="pt_PT" w:bidi="pt_PT"/>
         </w:rPr>
         <w:t>); uma lista daqueles que retornaram com Esdras (</w:t>
       </w:r>
-      <w:hyperlink r:id="rId53">
-        <w:r>
-          <w:rPr>
-            <w:lang w:val="pt_PT" w:bidi="pt_PT"/>
-          </w:rPr>
-          <w:rPr>
-            <w:color w:val="0000EE"/>
-            <w:u w:val="single"/>
-          </w:rPr>
-          <w:t>8.1–14</w:t>
-        </w:r>
-      </w:hyperlink>
+      <w:r>
+        <w:rPr>
+          <w:lang w:val="pt_PT" w:bidi="pt_PT"/>
+        </w:rPr>
+        <w:t>8.1–14</w:t>
+      </w:r>
       <w:r>
         <w:rPr>
           <w:lang w:val="pt_PT" w:bidi="pt_PT"/>
         </w:rPr>
         <w:t>); uma lista de tesouros que Esdras trouxe para Jerusalém com ele (</w:t>
       </w:r>
-      <w:hyperlink r:id="rId54">
-        <w:r>
-          <w:rPr>
-            <w:lang w:val="pt_PT" w:bidi="pt_PT"/>
-          </w:rPr>
-          <w:rPr>
-            <w:color w:val="0000EE"/>
-            <w:u w:val="single"/>
-          </w:rPr>
-          <w:t>8.26–27</w:t>
-        </w:r>
-      </w:hyperlink>
+      <w:r>
+        <w:rPr>
+          <w:lang w:val="pt_PT" w:bidi="pt_PT"/>
+        </w:rPr>
+        <w:t>8.26–27</w:t>
+      </w:r>
       <w:r>
         <w:rPr>
           <w:lang w:val="pt_PT" w:bidi="pt_PT"/>
         </w:rPr>
         <w:t>); e uma lista dos homens que se divorciaram de esposas pagãs (</w:t>
       </w:r>
-      <w:hyperlink r:id="rId55">
-        <w:r>
-          <w:rPr>
-            <w:lang w:val="pt_PT" w:bidi="pt_PT"/>
-          </w:rPr>
-          <w:rPr>
-            <w:color w:val="0000EE"/>
-            <w:u w:val="single"/>
-          </w:rPr>
-          <w:t>10.18–44</w:t>
-        </w:r>
-      </w:hyperlink>
+      <w:r>
+        <w:rPr>
+          <w:lang w:val="pt_PT" w:bidi="pt_PT"/>
+        </w:rPr>
+        <w:t>10.18–44</w:t>
+      </w:r>
       <w:r>
         <w:rPr>
           <w:lang w:val="pt_PT" w:bidi="pt_PT"/>
@@ -1304,144 +1040,96 @@
         </w:rPr>
         <w:t>1. Tudo o que acontece resulta do controle soberano de Deus sobre a história de Israel. Deus incitou Ciro a permitir que os judeus retornassem a Jerusalém após setenta anos de exílio (</w:t>
       </w:r>
-      <w:hyperlink r:id="rId28">
-        <w:r>
-          <w:rPr>
-            <w:lang w:val="pt_PT" w:bidi="pt_PT"/>
-          </w:rPr>
-          <w:rPr>
-            <w:color w:val="0000EE"/>
-            <w:u w:val="single"/>
-          </w:rPr>
-          <w:t>Ed 1.1–4</w:t>
-        </w:r>
-      </w:hyperlink>
+      <w:r>
+        <w:rPr>
+          <w:lang w:val="pt_PT" w:bidi="pt_PT"/>
+        </w:rPr>
+        <w:t>Ed 1.1–4</w:t>
+      </w:r>
       <w:r>
         <w:rPr>
           <w:lang w:val="pt_PT" w:bidi="pt_PT"/>
         </w:rPr>
         <w:t>). Deus também prometeu que tesouros de outras nações fluiriam para Jerusalém para reconstruir o Templo (</w:t>
       </w:r>
-      <w:hyperlink r:id="rId56">
-        <w:r>
-          <w:rPr>
-            <w:lang w:val="pt_PT" w:bidi="pt_PT"/>
-          </w:rPr>
-          <w:rPr>
-            <w:color w:val="0000EE"/>
-            <w:u w:val="single"/>
-          </w:rPr>
-          <w:t>Ag 2.7–8</w:t>
-        </w:r>
-      </w:hyperlink>
+      <w:r>
+        <w:rPr>
+          <w:lang w:val="pt_PT" w:bidi="pt_PT"/>
+        </w:rPr>
+        <w:t>Ag 2.7–8</w:t>
+      </w:r>
       <w:r>
         <w:rPr>
           <w:lang w:val="pt_PT" w:bidi="pt_PT"/>
         </w:rPr>
         <w:t>); isso aconteceu (</w:t>
       </w:r>
-      <w:hyperlink r:id="rId49">
-        <w:r>
-          <w:rPr>
-            <w:lang w:val="pt_PT" w:bidi="pt_PT"/>
-          </w:rPr>
-          <w:rPr>
-            <w:color w:val="0000EE"/>
-            <w:u w:val="single"/>
-          </w:rPr>
-          <w:t>Ed 6.6–12</w:t>
-        </w:r>
-      </w:hyperlink>
+      <w:r>
+        <w:rPr>
+          <w:lang w:val="pt_PT" w:bidi="pt_PT"/>
+        </w:rPr>
+        <w:t>Ed 6.6–12</w:t>
+      </w:r>
       <w:r>
         <w:rPr>
           <w:lang w:val="pt_PT" w:bidi="pt_PT"/>
         </w:rPr>
         <w:t>) porque Deus mudou o coração de Dario (</w:t>
       </w:r>
-      <w:hyperlink r:id="rId57">
-        <w:r>
-          <w:rPr>
-            <w:lang w:val="pt_PT" w:bidi="pt_PT"/>
-          </w:rPr>
-          <w:rPr>
-            <w:color w:val="0000EE"/>
-            <w:u w:val="single"/>
-          </w:rPr>
-          <w:t>6.22</w:t>
-        </w:r>
-      </w:hyperlink>
+      <w:r>
+        <w:rPr>
+          <w:lang w:val="pt_PT" w:bidi="pt_PT"/>
+        </w:rPr>
+        <w:t>6.22</w:t>
+      </w:r>
       <w:r>
         <w:rPr>
           <w:lang w:val="pt_PT" w:bidi="pt_PT"/>
         </w:rPr>
         <w:t>). Mais tarde, quando Esdras veio a Jerusalém, Deus moveu Artaxerxes a dar a Esdras tudo o que ele precisava (</w:t>
       </w:r>
-      <w:hyperlink r:id="rId58">
-        <w:r>
-          <w:rPr>
-            <w:lang w:val="pt_PT" w:bidi="pt_PT"/>
-          </w:rPr>
-          <w:rPr>
-            <w:color w:val="0000EE"/>
-            <w:u w:val="single"/>
-          </w:rPr>
-          <w:t>7.6</w:t>
-        </w:r>
-      </w:hyperlink>
+      <w:r>
+        <w:rPr>
+          <w:lang w:val="pt_PT" w:bidi="pt_PT"/>
+        </w:rPr>
+        <w:t>7.6</w:t>
+      </w:r>
       <w:r>
         <w:rPr>
           <w:lang w:val="pt_PT" w:bidi="pt_PT"/>
         </w:rPr>
         <w:t>). E foi Deus quem protegeu os judeus de ataques enquanto viajavam para Jerusalém (</w:t>
       </w:r>
-      <w:hyperlink r:id="rId59">
-        <w:r>
-          <w:rPr>
-            <w:lang w:val="pt_PT" w:bidi="pt_PT"/>
-          </w:rPr>
-          <w:rPr>
-            <w:color w:val="0000EE"/>
-            <w:u w:val="single"/>
-          </w:rPr>
-          <w:t>8.22</w:t>
-        </w:r>
-      </w:hyperlink>
+      <w:r>
+        <w:rPr>
+          <w:lang w:val="pt_PT" w:bidi="pt_PT"/>
+        </w:rPr>
+        <w:t>8.22</w:t>
+      </w:r>
       <w:r>
         <w:rPr>
           <w:lang w:val="pt_PT" w:bidi="pt_PT"/>
         </w:rPr>
         <w:t>,</w:t>
       </w:r>
-      <w:hyperlink r:id="rId60">
-        <w:r>
-          <w:rPr>
-            <w:lang w:val="pt_PT" w:bidi="pt_PT"/>
-          </w:rPr>
-          <w:rPr>
-            <w:color w:val="0000EE"/>
-            <w:u w:val="single"/>
-          </w:rPr>
-          <w:t>31</w:t>
-        </w:r>
-      </w:hyperlink>
+      <w:r>
+        <w:rPr>
+          <w:lang w:val="pt_PT" w:bidi="pt_PT"/>
+        </w:rPr>
+        <w:t>31</w:t>
+      </w:r>
       <w:r>
         <w:rPr>
           <w:lang w:val="pt_PT" w:bidi="pt_PT"/>
         </w:rPr>
         <w:t>). Esdras reconheceu que o futuro da nação estava nas mãos de Deus (</w:t>
       </w:r>
-      <w:hyperlink r:id="rId61">
-        <w:r>
-          <w:rPr>
-            <w:lang w:val="pt_PT" w:bidi="pt_PT"/>
-          </w:rPr>
-          <w:rPr>
-            <w:color w:val="0000EE"/>
-            <w:u w:val="single"/>
-          </w:rPr>
-          <w:t>9.6–15</w:t>
-        </w:r>
-      </w:hyperlink>
+      <w:r>
+        <w:rPr>
+          <w:lang w:val="pt_PT" w:bidi="pt_PT"/>
+        </w:rPr>
+        <w:t>9.6–15</w:t>
+      </w:r>
       <w:r>
         <w:rPr>
           <w:lang w:val="pt_PT" w:bidi="pt_PT"/>
@@ -1462,90 +1150,60 @@
         </w:rPr>
         <w:t>2. O povo de Deus deve ser puro e separado do pecado neste mundo. Esdras, um sacerdote da linhagem de Arão (</w:t>
       </w:r>
-      <w:hyperlink r:id="rId62">
-        <w:r>
-          <w:rPr>
-            <w:lang w:val="pt_PT" w:bidi="pt_PT"/>
-          </w:rPr>
-          <w:rPr>
-            <w:color w:val="0000EE"/>
-            <w:u w:val="single"/>
-          </w:rPr>
-          <w:t>7.1–5</w:t>
-        </w:r>
-      </w:hyperlink>
+      <w:r>
+        <w:rPr>
+          <w:lang w:val="pt_PT" w:bidi="pt_PT"/>
+        </w:rPr>
+        <w:t>7.1–5</w:t>
+      </w:r>
       <w:r>
         <w:rPr>
           <w:lang w:val="pt_PT" w:bidi="pt_PT"/>
         </w:rPr>
         <w:t>), era firme em sua convicção sobre a separação. Assim eram os primeiros que retornaram e se recusaram a cooperar com os povos pagãos locais (</w:t>
       </w:r>
-      <w:hyperlink r:id="rId31">
-        <w:r>
-          <w:rPr>
-            <w:lang w:val="pt_PT" w:bidi="pt_PT"/>
-          </w:rPr>
-          <w:rPr>
-            <w:color w:val="0000EE"/>
-            <w:u w:val="single"/>
-          </w:rPr>
-          <w:t>4.1–5</w:t>
-        </w:r>
-      </w:hyperlink>
+      <w:r>
+        <w:rPr>
+          <w:lang w:val="pt_PT" w:bidi="pt_PT"/>
+        </w:rPr>
+        <w:t>4.1–5</w:t>
+      </w:r>
       <w:r>
         <w:rPr>
           <w:lang w:val="pt_PT" w:bidi="pt_PT"/>
         </w:rPr>
         <w:t>). Embora isso tenha levado a muitos anos de frustração e conflito, o povo sabia que não podia comprometer a pureza de sua fé e ainda assim permanecer como o povo de Deus. Quando Esdras chegou mais tarde a Jerusalém, esse compromisso não era evidente entre aqueles que viviam lá (</w:t>
       </w:r>
-      <w:hyperlink r:id="rId22">
-        <w:r>
-          <w:rPr>
-            <w:lang w:val="pt_PT" w:bidi="pt_PT"/>
-          </w:rPr>
-          <w:rPr>
-            <w:color w:val="0000EE"/>
-            <w:u w:val="single"/>
-          </w:rPr>
-          <w:t>9.1–2</w:t>
-        </w:r>
-      </w:hyperlink>
+      <w:r>
+        <w:rPr>
+          <w:lang w:val="pt_PT" w:bidi="pt_PT"/>
+        </w:rPr>
+        <w:t>9.1–2</w:t>
+      </w:r>
       <w:r>
         <w:rPr>
           <w:lang w:val="pt_PT" w:bidi="pt_PT"/>
         </w:rPr>
         <w:t>). Esdras reconheceu a crise (</w:t>
       </w:r>
-      <w:hyperlink r:id="rId63">
-        <w:r>
-          <w:rPr>
-            <w:lang w:val="pt_PT" w:bidi="pt_PT"/>
-          </w:rPr>
-          <w:rPr>
-            <w:color w:val="0000EE"/>
-            <w:u w:val="single"/>
-          </w:rPr>
-          <w:t>9.3–15</w:t>
-        </w:r>
-      </w:hyperlink>
+      <w:r>
+        <w:rPr>
+          <w:lang w:val="pt_PT" w:bidi="pt_PT"/>
+        </w:rPr>
+        <w:t>9.3–15</w:t>
+      </w:r>
       <w:r>
         <w:rPr>
           <w:lang w:val="pt_PT" w:bidi="pt_PT"/>
         </w:rPr>
         <w:t>) e liderou o povo a renovar sua aliança com Deus e a se separar dos pagãos (</w:t>
       </w:r>
-      <w:hyperlink r:id="rId27">
-        <w:r>
-          <w:rPr>
-            <w:lang w:val="pt_PT" w:bidi="pt_PT"/>
-          </w:rPr>
-          <w:rPr>
-            <w:color w:val="0000EE"/>
-            <w:u w:val="single"/>
-          </w:rPr>
-          <w:t>10.1–11</w:t>
-        </w:r>
-      </w:hyperlink>
+      <w:r>
+        <w:rPr>
+          <w:lang w:val="pt_PT" w:bidi="pt_PT"/>
+        </w:rPr>
+        <w:t>10.1–11</w:t>
+      </w:r>
       <w:r>
         <w:rPr>
           <w:lang w:val="pt_PT" w:bidi="pt_PT"/>
@@ -1566,90 +1224,60 @@
         </w:rPr>
         <w:t>3. Seguir a palavra de Deus é de importância primária. Como escriba, Esdras estava determinado a estudar e obedecer à lei de Deus e a ensiná-la a outros (</w:t>
       </w:r>
-      <w:hyperlink r:id="rId64">
-        <w:r>
-          <w:rPr>
-            <w:lang w:val="pt_PT" w:bidi="pt_PT"/>
-          </w:rPr>
-          <w:rPr>
-            <w:color w:val="0000EE"/>
-            <w:u w:val="single"/>
-          </w:rPr>
-          <w:t>7.10</w:t>
-        </w:r>
-      </w:hyperlink>
+      <w:r>
+        <w:rPr>
+          <w:lang w:val="pt_PT" w:bidi="pt_PT"/>
+        </w:rPr>
+        <w:t>7.10</w:t>
+      </w:r>
       <w:r>
         <w:rPr>
           <w:lang w:val="pt_PT" w:bidi="pt_PT"/>
         </w:rPr>
         <w:t>). Esdras repetidamente explicava suas decisões apontando para as instruções de Deus nas Escrituras. O rei da Pérsia havia instruído Esdras a ensinar e aplicar as leis mosaicas (</w:t>
       </w:r>
-      <w:hyperlink r:id="rId65">
-        <w:r>
-          <w:rPr>
-            <w:lang w:val="pt_PT" w:bidi="pt_PT"/>
-          </w:rPr>
-          <w:rPr>
-            <w:color w:val="0000EE"/>
-            <w:u w:val="single"/>
-          </w:rPr>
-          <w:t>7.14</w:t>
-        </w:r>
-      </w:hyperlink>
+      <w:r>
+        <w:rPr>
+          <w:lang w:val="pt_PT" w:bidi="pt_PT"/>
+        </w:rPr>
+        <w:t>7.14</w:t>
+      </w:r>
       <w:r>
         <w:rPr>
           <w:lang w:val="pt_PT" w:bidi="pt_PT"/>
         </w:rPr>
         <w:t>,</w:t>
       </w:r>
-      <w:hyperlink r:id="rId66">
-        <w:r>
-          <w:rPr>
-            <w:lang w:val="pt_PT" w:bidi="pt_PT"/>
-          </w:rPr>
-          <w:rPr>
-            <w:color w:val="0000EE"/>
-            <w:u w:val="single"/>
-          </w:rPr>
-          <w:t>23–25</w:t>
-        </w:r>
-      </w:hyperlink>
+      <w:r>
+        <w:rPr>
+          <w:lang w:val="pt_PT" w:bidi="pt_PT"/>
+        </w:rPr>
+        <w:t>23–25</w:t>
+      </w:r>
       <w:r>
         <w:rPr>
           <w:lang w:val="pt_PT" w:bidi="pt_PT"/>
         </w:rPr>
         <w:t xml:space="preserve">), e foi exatamente isso que Esdras fez (e.g. </w:t>
       </w:r>
-      <w:hyperlink r:id="rId67">
-        <w:r>
-          <w:rPr>
-            <w:lang w:val="pt_PT" w:bidi="pt_PT"/>
-          </w:rPr>
-          <w:rPr>
-            <w:color w:val="0000EE"/>
-            <w:u w:val="single"/>
-          </w:rPr>
-          <w:t>8.35</w:t>
-        </w:r>
-      </w:hyperlink>
+      <w:r>
+        <w:rPr>
+          <w:lang w:val="pt_PT" w:bidi="pt_PT"/>
+        </w:rPr>
+        <w:t>8.35</w:t>
+      </w:r>
       <w:r>
         <w:rPr>
           <w:lang w:val="pt_PT" w:bidi="pt_PT"/>
         </w:rPr>
         <w:t xml:space="preserve">; </w:t>
       </w:r>
-      <w:hyperlink r:id="rId68">
-        <w:r>
-          <w:rPr>
-            <w:lang w:val="pt_PT" w:bidi="pt_PT"/>
-          </w:rPr>
-          <w:rPr>
-            <w:color w:val="0000EE"/>
-            <w:u w:val="single"/>
-          </w:rPr>
-          <w:t>9.1–10.17</w:t>
-        </w:r>
-      </w:hyperlink>
+      <w:r>
+        <w:rPr>
+          <w:lang w:val="pt_PT" w:bidi="pt_PT"/>
+        </w:rPr>
+        <w:t>9.1–10.17</w:t>
+      </w:r>
       <w:r>
         <w:rPr>
           <w:lang w:val="pt_PT" w:bidi="pt_PT"/>
@@ -1670,72 +1298,48 @@
         </w:rPr>
         <w:t>4. A oração intercessória convida à compaixão e ao poder de Deus. A oração de confissão de Esdras (</w:t>
       </w:r>
-      <w:hyperlink r:id="rId61">
-        <w:r>
-          <w:rPr>
-            <w:lang w:val="pt_PT" w:bidi="pt_PT"/>
-          </w:rPr>
-          <w:rPr>
-            <w:color w:val="0000EE"/>
-            <w:u w:val="single"/>
-          </w:rPr>
-          <w:t>9.6–15</w:t>
-        </w:r>
-      </w:hyperlink>
+      <w:r>
+        <w:rPr>
+          <w:lang w:val="pt_PT" w:bidi="pt_PT"/>
+        </w:rPr>
+        <w:t>9.6–15</w:t>
+      </w:r>
       <w:r>
         <w:rPr>
           <w:lang w:val="pt_PT" w:bidi="pt_PT"/>
         </w:rPr>
         <w:t>) é um modelo de humildade na busca pela graça de Deus. Esdras sabia que essas pessoas pecadoras não seriam movidas por um sermão severo condenando-as. Em vez disso, ele rasgou suas roupas, chorou e lamentou pela pecaminosidade da nação. Deus usou poderosamente sua confissão para tocar os corações do povo, e um grande avivamento ocorreu (</w:t>
       </w:r>
-      <w:hyperlink r:id="rId69">
-        <w:r>
-          <w:rPr>
-            <w:lang w:val="pt_PT" w:bidi="pt_PT"/>
-          </w:rPr>
-          <w:rPr>
-            <w:color w:val="0000EE"/>
-            <w:u w:val="single"/>
-          </w:rPr>
-          <w:t>9.6–10.17</w:t>
-        </w:r>
-      </w:hyperlink>
+      <w:r>
+        <w:rPr>
+          <w:lang w:val="pt_PT" w:bidi="pt_PT"/>
+        </w:rPr>
+        <w:t>9.6–10.17</w:t>
+      </w:r>
       <w:r>
         <w:rPr>
           <w:lang w:val="pt_PT" w:bidi="pt_PT"/>
         </w:rPr>
         <w:t>). Da mesma forma, Esdras havia jejuado e orado anteriormente por segurança em sua jornada para Jerusalém, reconhecendo que somente Deus poderia protegê-los de ataques (</w:t>
       </w:r>
-      <w:hyperlink r:id="rId70">
-        <w:r>
-          <w:rPr>
-            <w:lang w:val="pt_PT" w:bidi="pt_PT"/>
-          </w:rPr>
-          <w:rPr>
-            <w:color w:val="0000EE"/>
-            <w:u w:val="single"/>
-          </w:rPr>
-          <w:t>8.21–23</w:t>
-        </w:r>
-      </w:hyperlink>
+      <w:r>
+        <w:rPr>
+          <w:lang w:val="pt_PT" w:bidi="pt_PT"/>
+        </w:rPr>
+        <w:t>8.21–23</w:t>
+      </w:r>
       <w:r>
         <w:rPr>
           <w:lang w:val="pt_PT" w:bidi="pt_PT"/>
         </w:rPr>
         <w:t>,</w:t>
       </w:r>
-      <w:hyperlink r:id="rId71">
-        <w:r>
-          <w:rPr>
-            <w:lang w:val="pt_PT" w:bidi="pt_PT"/>
-          </w:rPr>
-          <w:rPr>
-            <w:color w:val="0000EE"/>
-            <w:u w:val="single"/>
-          </w:rPr>
-          <w:t>31–32</w:t>
-        </w:r>
-      </w:hyperlink>
+      <w:r>
+        <w:rPr>
+          <w:lang w:val="pt_PT" w:bidi="pt_PT"/>
+        </w:rPr>
+        <w:t>31–32</w:t>
+      </w:r>
       <w:r>
         <w:rPr>
           <w:lang w:val="pt_PT" w:bidi="pt_PT"/>
